--- a/Mark/Python/Mark Haney.docx
+++ b/Mark/Python/Mark Haney.docx
@@ -185,8 +185,10 @@
                 <w:sz w:val="24"/>
                 <w:szCs w:val="24"/>
               </w:rPr>
-              <w:t xml:space="preserve">+1 (407) 801-1287 </w:t>
+              <w:t>+1 (430) 279-2231</w:t>
             </w:r>
+            <w:bookmarkStart w:id="0" w:name="_GoBack"/>
+            <w:bookmarkEnd w:id="0"/>
             <w:r>
               <w:rPr>
                 <w:rFonts w:ascii="Times New Roman" w:eastAsia="Times New Roman" w:hAnsi="Times New Roman" w:cs="Times New Roman"/>
@@ -2217,7 +2219,6 @@
         </w:numPr>
         <w:jc w:val="both"/>
       </w:pPr>
-      <w:bookmarkStart w:id="0" w:name="_GoBack"/>
       <w:r>
         <w:t xml:space="preserve">Supported internal IT services applications using </w:t>
       </w:r>
@@ -2293,7 +2294,6 @@
         <w:t>Wrote unit tests, technical notes, and troubleshooting guides for backend utilities, helping the team maintain older systems with fewer support escalations.</w:t>
       </w:r>
     </w:p>
-    <w:bookmarkEnd w:id="0"/>
     <w:p>
       <w:pPr>
         <w:pBdr>
@@ -6244,7 +6244,7 @@
 </file>
 
 <file path=customXml/itemProps1.xml><?xml version="1.0" encoding="utf-8"?>
-<ds:datastoreItem xmlns:ds="http://schemas.openxmlformats.org/officeDocument/2006/customXml" ds:itemID="{E279331D-CA49-4C74-927D-49034059B73C}">
+<ds:datastoreItem xmlns:ds="http://schemas.openxmlformats.org/officeDocument/2006/customXml" ds:itemID="{125FEFAC-C200-40B0-9B41-E0CD39B1AC3E}">
   <ds:schemaRefs>
     <ds:schemaRef ds:uri="http://schemas.openxmlformats.org/officeDocument/2006/bibliography"/>
   </ds:schemaRefs>

--- a/Mark/Python/Mark Haney.docx
+++ b/Mark/Python/Mark Haney.docx
@@ -185,10 +185,18 @@
                 <w:sz w:val="24"/>
                 <w:szCs w:val="24"/>
               </w:rPr>
-              <w:t>+1 (430) 279-2231</w:t>
+              <w:t>+</w:t>
             </w:r>
             <w:bookmarkStart w:id="0" w:name="_GoBack"/>
             <w:bookmarkEnd w:id="0"/>
+            <w:r>
+              <w:rPr>
+                <w:rFonts w:ascii="Times New Roman" w:eastAsia="Times New Roman" w:hAnsi="Times New Roman" w:cs="Times New Roman"/>
+                <w:sz w:val="24"/>
+                <w:szCs w:val="24"/>
+              </w:rPr>
+              <w:t>1 (430) 279-2231</w:t>
+            </w:r>
             <w:r>
               <w:rPr>
                 <w:rFonts w:ascii="Times New Roman" w:eastAsia="Times New Roman" w:hAnsi="Times New Roman" w:cs="Times New Roman"/>
@@ -822,16 +830,7 @@
         <w:t>AWS ECS</w:t>
       </w:r>
       <w:r>
-        <w:t xml:space="preserve">, improving API response reliability by </w:t>
-      </w:r>
-      <w:r>
-        <w:rPr>
-          <w:rStyle w:val="Strong"/>
-        </w:rPr>
-        <w:t>27%</w:t>
-      </w:r>
-      <w:r>
-        <w:t xml:space="preserve"> through better service boundaries and </w:t>
+        <w:t xml:space="preserve">, improving API response reliability through better service boundaries and </w:t>
       </w:r>
       <w:proofErr w:type="spellStart"/>
       <w:r>
@@ -951,16 +950,7 @@
         <w:t>GitHub Actions</w:t>
       </w:r>
       <w:r>
-        <w:t xml:space="preserve">, reducing deployment failure issues by </w:t>
-      </w:r>
-      <w:r>
-        <w:rPr>
-          <w:rStyle w:val="Strong"/>
-        </w:rPr>
-        <w:t>22%</w:t>
-      </w:r>
-      <w:r>
-        <w:t xml:space="preserve"> through repeatable builds and environment validation.</w:t>
+        <w:t>, reducing deployment failure issues through repeatable builds and environment validation.</w:t>
       </w:r>
     </w:p>
     <w:p>
@@ -2011,16 +2001,7 @@
         <w:jc w:val="both"/>
       </w:pPr>
       <w:r>
-        <w:t xml:space="preserve">Improved public meeting content processing and notification reliability by </w:t>
-      </w:r>
-      <w:r>
-        <w:rPr>
-          <w:rStyle w:val="Strong"/>
-        </w:rPr>
-        <w:t>19%</w:t>
-      </w:r>
-      <w:r>
-        <w:t xml:space="preserve"> through better job scheduling, retry handling, and backend validation.</w:t>
+        <w:t>Improved public meeting content processing and notification reliability through better job scheduling, retry handling, and backend validation.</w:t>
       </w:r>
     </w:p>
     <w:p>
@@ -2226,7 +2207,7 @@
         <w:rPr>
           <w:rStyle w:val="Strong"/>
         </w:rPr>
-        <w:t>Python 2.7-3.4</w:t>
+        <w:t>Python</w:t>
       </w:r>
       <w:r>
         <w:t>, Flask, MySQL, shell scripting, and Linux tools for automation and backend maintenance.</w:t>
@@ -2242,16 +2223,7 @@
         <w:jc w:val="both"/>
       </w:pPr>
       <w:r>
-        <w:t xml:space="preserve">Built small automation services for ticket routing, inventory updates, and operational reporting, reducing repetitive manual work by </w:t>
-      </w:r>
-      <w:r>
-        <w:rPr>
-          <w:rStyle w:val="Strong"/>
-        </w:rPr>
-        <w:t>14%</w:t>
-      </w:r>
-      <w:r>
-        <w:t xml:space="preserve"> for internal teams.</w:t>
+        <w:t>Built small automation services for ticket routing, inventory updates, and operational reporting, reducing repetitive manual work for internal teams.</w:t>
       </w:r>
     </w:p>
     <w:p>
@@ -6244,7 +6216,7 @@
 </file>
 
 <file path=customXml/itemProps1.xml><?xml version="1.0" encoding="utf-8"?>
-<ds:datastoreItem xmlns:ds="http://schemas.openxmlformats.org/officeDocument/2006/customXml" ds:itemID="{125FEFAC-C200-40B0-9B41-E0CD39B1AC3E}">
+<ds:datastoreItem xmlns:ds="http://schemas.openxmlformats.org/officeDocument/2006/customXml" ds:itemID="{50878C81-1AD8-453C-A494-A7F67B55101B}">
   <ds:schemaRefs>
     <ds:schemaRef ds:uri="http://schemas.openxmlformats.org/officeDocument/2006/bibliography"/>
   </ds:schemaRefs>
